--- a/data/Eva_Medoc_Traningsplan_2026.docx
+++ b/data/Eva_Medoc_Traningsplan_2026.docx
@@ -66,7 +66,7 @@
           <w:color w:val="7A6A58"/>
           <w:sz w:val="20"/>
         </w:rPr>
-        <w:t>Genereret 2026-09-12 fra plan.json</w:t>
+        <w:t>Genereret 2026-09-13 fra plan.json</w:t>
       </w:r>
     </w:p>
     <w:p>

--- a/data/Eva_Medoc_Traningsplan_2026.docx
+++ b/data/Eva_Medoc_Traningsplan_2026.docx
@@ -66,7 +66,7 @@
           <w:color w:val="7A6A58"/>
           <w:sz w:val="20"/>
         </w:rPr>
-        <w:t>Genereret 2026-09-13 fra plan.json</w:t>
+        <w:t>Genereret 2026-09-14 fra plan.json</w:t>
       </w:r>
     </w:p>
     <w:p>

--- a/data/Eva_Medoc_Traningsplan_2026.docx
+++ b/data/Eva_Medoc_Traningsplan_2026.docx
@@ -66,7 +66,7 @@
           <w:color w:val="7A6A58"/>
           <w:sz w:val="20"/>
         </w:rPr>
-        <w:t>Genereret 2026-09-14 fra plan.json</w:t>
+        <w:t>Genereret 2026-09-15 fra plan.json</w:t>
       </w:r>
     </w:p>
     <w:p>

--- a/data/Eva_Medoc_Traningsplan_2026.docx
+++ b/data/Eva_Medoc_Traningsplan_2026.docx
@@ -66,7 +66,7 @@
           <w:color w:val="7A6A58"/>
           <w:sz w:val="20"/>
         </w:rPr>
-        <w:t>Genereret 2026-09-15 fra plan.json</w:t>
+        <w:t>Genereret 2026-09-16 fra plan.json</w:t>
       </w:r>
     </w:p>
     <w:p>

--- a/data/Eva_Medoc_Traningsplan_2026.docx
+++ b/data/Eva_Medoc_Traningsplan_2026.docx
@@ -66,7 +66,7 @@
           <w:color w:val="7A6A58"/>
           <w:sz w:val="20"/>
         </w:rPr>
-        <w:t>Genereret 2026-09-16 fra plan.json</w:t>
+        <w:t>Genereret 2026-09-17 fra plan.json</w:t>
       </w:r>
     </w:p>
     <w:p>

--- a/data/Eva_Medoc_Traningsplan_2026.docx
+++ b/data/Eva_Medoc_Traningsplan_2026.docx
@@ -66,7 +66,7 @@
           <w:color w:val="7A6A58"/>
           <w:sz w:val="20"/>
         </w:rPr>
-        <w:t>Genereret 2026-09-17 fra plan.json</w:t>
+        <w:t>Genereret 2026-09-18 fra plan.json</w:t>
       </w:r>
     </w:p>
     <w:p>

--- a/data/Eva_Medoc_Traningsplan_2026.docx
+++ b/data/Eva_Medoc_Traningsplan_2026.docx
@@ -66,7 +66,7 @@
           <w:color w:val="7A6A58"/>
           <w:sz w:val="20"/>
         </w:rPr>
-        <w:t>Genereret 2026-09-18 fra plan.json</w:t>
+        <w:t>Genereret 2026-09-19 fra plan.json</w:t>
       </w:r>
     </w:p>
     <w:p>

--- a/data/Eva_Medoc_Traningsplan_2026.docx
+++ b/data/Eva_Medoc_Traningsplan_2026.docx
@@ -66,7 +66,7 @@
           <w:color w:val="7A6A58"/>
           <w:sz w:val="20"/>
         </w:rPr>
-        <w:t>Genereret 2026-09-19 fra plan.json</w:t>
+        <w:t>Genereret 2026-09-20 fra plan.json</w:t>
       </w:r>
     </w:p>
     <w:p>

--- a/data/Eva_Medoc_Traningsplan_2026.docx
+++ b/data/Eva_Medoc_Traningsplan_2026.docx
@@ -66,7 +66,7 @@
           <w:color w:val="7A6A58"/>
           <w:sz w:val="20"/>
         </w:rPr>
-        <w:t>Genereret 2026-09-20 fra plan.json</w:t>
+        <w:t>Genereret 2026-09-21 fra plan.json</w:t>
       </w:r>
     </w:p>
     <w:p>

--- a/data/Eva_Medoc_Traningsplan_2026.docx
+++ b/data/Eva_Medoc_Traningsplan_2026.docx
@@ -66,7 +66,7 @@
           <w:color w:val="7A6A58"/>
           <w:sz w:val="20"/>
         </w:rPr>
-        <w:t>Genereret 2026-09-21 fra plan.json</w:t>
+        <w:t>Genereret 2026-09-22 fra plan.json</w:t>
       </w:r>
     </w:p>
     <w:p>

--- a/data/Eva_Medoc_Traningsplan_2026.docx
+++ b/data/Eva_Medoc_Traningsplan_2026.docx
@@ -66,7 +66,7 @@
           <w:color w:val="7A6A58"/>
           <w:sz w:val="20"/>
         </w:rPr>
-        <w:t>Genereret 2026-09-22 fra plan.json</w:t>
+        <w:t>Genereret 2026-09-23 fra plan.json</w:t>
       </w:r>
     </w:p>
     <w:p>

--- a/data/Eva_Medoc_Traningsplan_2026.docx
+++ b/data/Eva_Medoc_Traningsplan_2026.docx
@@ -66,7 +66,7 @@
           <w:color w:val="7A6A58"/>
           <w:sz w:val="20"/>
         </w:rPr>
-        <w:t>Genereret 2026-09-23 fra plan.json</w:t>
+        <w:t>Genereret 2026-09-24 fra plan.json</w:t>
       </w:r>
     </w:p>
     <w:p>

--- a/data/Eva_Medoc_Traningsplan_2026.docx
+++ b/data/Eva_Medoc_Traningsplan_2026.docx
@@ -66,7 +66,7 @@
           <w:color w:val="7A6A58"/>
           <w:sz w:val="20"/>
         </w:rPr>
-        <w:t>Genereret 2026-09-24 fra plan.json</w:t>
+        <w:t>Genereret 2026-09-25 fra plan.json</w:t>
       </w:r>
     </w:p>
     <w:p>

--- a/data/Eva_Medoc_Traningsplan_2026.docx
+++ b/data/Eva_Medoc_Traningsplan_2026.docx
@@ -66,7 +66,7 @@
           <w:color w:val="7A6A58"/>
           <w:sz w:val="20"/>
         </w:rPr>
-        <w:t>Genereret 2026-09-25 fra plan.json</w:t>
+        <w:t>Genereret 2026-09-26 fra plan.json</w:t>
       </w:r>
     </w:p>
     <w:p>

--- a/data/Eva_Medoc_Traningsplan_2026.docx
+++ b/data/Eva_Medoc_Traningsplan_2026.docx
@@ -66,7 +66,7 @@
           <w:color w:val="7A6A58"/>
           <w:sz w:val="20"/>
         </w:rPr>
-        <w:t>Genereret 2026-09-26 fra plan.json</w:t>
+        <w:t>Genereret 2026-09-27 fra plan.json</w:t>
       </w:r>
     </w:p>
     <w:p>

--- a/data/Eva_Medoc_Traningsplan_2026.docx
+++ b/data/Eva_Medoc_Traningsplan_2026.docx
@@ -66,7 +66,7 @@
           <w:color w:val="7A6A58"/>
           <w:sz w:val="20"/>
         </w:rPr>
-        <w:t>Genereret 2026-09-27 fra plan.json</w:t>
+        <w:t>Genereret 2026-09-28 fra plan.json</w:t>
       </w:r>
     </w:p>
     <w:p>

--- a/data/Eva_Medoc_Traningsplan_2026.docx
+++ b/data/Eva_Medoc_Traningsplan_2026.docx
@@ -66,7 +66,7 @@
           <w:color w:val="7A6A58"/>
           <w:sz w:val="20"/>
         </w:rPr>
-        <w:t>Genereret 2026-09-28 fra plan.json</w:t>
+        <w:t>Genereret 2026-09-29 fra plan.json</w:t>
       </w:r>
     </w:p>
     <w:p>

--- a/data/Eva_Medoc_Traningsplan_2026.docx
+++ b/data/Eva_Medoc_Traningsplan_2026.docx
@@ -66,7 +66,7 @@
           <w:color w:val="7A6A58"/>
           <w:sz w:val="20"/>
         </w:rPr>
-        <w:t>Genereret 2026-09-29 fra plan.json</w:t>
+        <w:t>Genereret 2026-09-30 fra plan.json</w:t>
       </w:r>
     </w:p>
     <w:p>

--- a/data/Eva_Medoc_Traningsplan_2026.docx
+++ b/data/Eva_Medoc_Traningsplan_2026.docx
@@ -66,7 +66,7 @@
           <w:color w:val="7A6A58"/>
           <w:sz w:val="20"/>
         </w:rPr>
-        <w:t>Genereret 2026-09-30 fra plan.json</w:t>
+        <w:t>Genereret 2026-10-01 fra plan.json</w:t>
       </w:r>
     </w:p>
     <w:p>

--- a/data/Eva_Medoc_Traningsplan_2026.docx
+++ b/data/Eva_Medoc_Traningsplan_2026.docx
@@ -66,7 +66,7 @@
           <w:color w:val="7A6A58"/>
           <w:sz w:val="20"/>
         </w:rPr>
-        <w:t>Genereret 2026-10-01 fra plan.json</w:t>
+        <w:t>Genereret 2026-10-02 fra plan.json</w:t>
       </w:r>
     </w:p>
     <w:p>

--- a/data/Eva_Medoc_Traningsplan_2026.docx
+++ b/data/Eva_Medoc_Traningsplan_2026.docx
@@ -66,7 +66,7 @@
           <w:color w:val="7A6A58"/>
           <w:sz w:val="20"/>
         </w:rPr>
-        <w:t>Genereret 2026-10-02 fra plan.json</w:t>
+        <w:t>Genereret 2026-10-03 fra plan.json</w:t>
       </w:r>
     </w:p>
     <w:p>

--- a/data/Eva_Medoc_Traningsplan_2026.docx
+++ b/data/Eva_Medoc_Traningsplan_2026.docx
@@ -66,7 +66,7 @@
           <w:color w:val="7A6A58"/>
           <w:sz w:val="20"/>
         </w:rPr>
-        <w:t>Genereret 2026-10-03 fra plan.json</w:t>
+        <w:t>Genereret 2026-10-04 fra plan.json</w:t>
       </w:r>
     </w:p>
     <w:p>

--- a/data/Eva_Medoc_Traningsplan_2026.docx
+++ b/data/Eva_Medoc_Traningsplan_2026.docx
@@ -66,7 +66,7 @@
           <w:color w:val="7A6A58"/>
           <w:sz w:val="20"/>
         </w:rPr>
-        <w:t>Genereret 2026-10-04 fra plan.json</w:t>
+        <w:t>Genereret 2026-10-05 fra plan.json</w:t>
       </w:r>
     </w:p>
     <w:p>

--- a/data/Eva_Medoc_Traningsplan_2026.docx
+++ b/data/Eva_Medoc_Traningsplan_2026.docx
@@ -66,7 +66,7 @@
           <w:color w:val="7A6A58"/>
           <w:sz w:val="20"/>
         </w:rPr>
-        <w:t>Genereret 2026-10-05 fra plan.json</w:t>
+        <w:t>Genereret 2026-10-06 fra plan.json</w:t>
       </w:r>
     </w:p>
     <w:p>

--- a/data/Eva_Medoc_Traningsplan_2026.docx
+++ b/data/Eva_Medoc_Traningsplan_2026.docx
@@ -66,7 +66,7 @@
           <w:color w:val="7A6A58"/>
           <w:sz w:val="20"/>
         </w:rPr>
-        <w:t>Genereret 2026-10-06 fra plan.json</w:t>
+        <w:t>Genereret 2026-10-07 fra plan.json</w:t>
       </w:r>
     </w:p>
     <w:p>

--- a/data/Eva_Medoc_Traningsplan_2026.docx
+++ b/data/Eva_Medoc_Traningsplan_2026.docx
@@ -66,7 +66,7 @@
           <w:color w:val="7A6A58"/>
           <w:sz w:val="20"/>
         </w:rPr>
-        <w:t>Genereret 2026-10-07 fra plan.json</w:t>
+        <w:t>Genereret 2026-10-08 fra plan.json</w:t>
       </w:r>
     </w:p>
     <w:p>

--- a/data/Eva_Medoc_Traningsplan_2026.docx
+++ b/data/Eva_Medoc_Traningsplan_2026.docx
@@ -66,7 +66,7 @@
           <w:color w:val="7A6A58"/>
           <w:sz w:val="20"/>
         </w:rPr>
-        <w:t>Genereret 2026-10-08 fra plan.json</w:t>
+        <w:t>Genereret 2026-10-09 fra plan.json</w:t>
       </w:r>
     </w:p>
     <w:p>

--- a/data/Eva_Medoc_Traningsplan_2026.docx
+++ b/data/Eva_Medoc_Traningsplan_2026.docx
@@ -66,7 +66,7 @@
           <w:color w:val="7A6A58"/>
           <w:sz w:val="20"/>
         </w:rPr>
-        <w:t>Genereret 2026-10-09 fra plan.json</w:t>
+        <w:t>Genereret 2026-10-10 fra plan.json</w:t>
       </w:r>
     </w:p>
     <w:p>

--- a/data/Eva_Medoc_Traningsplan_2026.docx
+++ b/data/Eva_Medoc_Traningsplan_2026.docx
@@ -66,7 +66,7 @@
           <w:color w:val="7A6A58"/>
           <w:sz w:val="20"/>
         </w:rPr>
-        <w:t>Genereret 2026-10-10 fra plan.json</w:t>
+        <w:t>Genereret 2026-10-11 fra plan.json</w:t>
       </w:r>
     </w:p>
     <w:p>

--- a/data/Eva_Medoc_Traningsplan_2026.docx
+++ b/data/Eva_Medoc_Traningsplan_2026.docx
@@ -66,7 +66,7 @@
           <w:color w:val="7A6A58"/>
           <w:sz w:val="20"/>
         </w:rPr>
-        <w:t>Genereret 2026-10-11 fra plan.json</w:t>
+        <w:t>Genereret 2026-10-12 fra plan.json</w:t>
       </w:r>
     </w:p>
     <w:p>

--- a/data/Eva_Medoc_Traningsplan_2026.docx
+++ b/data/Eva_Medoc_Traningsplan_2026.docx
@@ -66,7 +66,7 @@
           <w:color w:val="7A6A58"/>
           <w:sz w:val="20"/>
         </w:rPr>
-        <w:t>Genereret 2026-10-12 fra plan.json</w:t>
+        <w:t>Genereret 2026-10-13 fra plan.json</w:t>
       </w:r>
     </w:p>
     <w:p>

--- a/data/Eva_Medoc_Traningsplan_2026.docx
+++ b/data/Eva_Medoc_Traningsplan_2026.docx
@@ -66,7 +66,7 @@
           <w:color w:val="7A6A58"/>
           <w:sz w:val="20"/>
         </w:rPr>
-        <w:t>Genereret 2026-10-13 fra plan.json</w:t>
+        <w:t>Genereret 2026-10-14 fra plan.json</w:t>
       </w:r>
     </w:p>
     <w:p>

--- a/data/Eva_Medoc_Traningsplan_2026.docx
+++ b/data/Eva_Medoc_Traningsplan_2026.docx
@@ -66,7 +66,7 @@
           <w:color w:val="7A6A58"/>
           <w:sz w:val="20"/>
         </w:rPr>
-        <w:t>Genereret 2026-10-14 fra plan.json</w:t>
+        <w:t>Genereret 2026-10-15 fra plan.json</w:t>
       </w:r>
     </w:p>
     <w:p>

--- a/data/Eva_Medoc_Traningsplan_2026.docx
+++ b/data/Eva_Medoc_Traningsplan_2026.docx
@@ -66,7 +66,7 @@
           <w:color w:val="7A6A58"/>
           <w:sz w:val="20"/>
         </w:rPr>
-        <w:t>Genereret 2026-10-15 fra plan.json</w:t>
+        <w:t>Genereret 2026-10-16 fra plan.json</w:t>
       </w:r>
     </w:p>
     <w:p>

--- a/data/Eva_Medoc_Traningsplan_2026.docx
+++ b/data/Eva_Medoc_Traningsplan_2026.docx
@@ -66,7 +66,7 @@
           <w:color w:val="7A6A58"/>
           <w:sz w:val="20"/>
         </w:rPr>
-        <w:t>Genereret 2026-10-16 fra plan.json</w:t>
+        <w:t>Genereret 2026-10-17 fra plan.json</w:t>
       </w:r>
     </w:p>
     <w:p>

--- a/data/Eva_Medoc_Traningsplan_2026.docx
+++ b/data/Eva_Medoc_Traningsplan_2026.docx
@@ -66,7 +66,7 @@
           <w:color w:val="7A6A58"/>
           <w:sz w:val="20"/>
         </w:rPr>
-        <w:t>Genereret 2026-10-17 fra plan.json</w:t>
+        <w:t>Genereret 2026-10-18 fra plan.json</w:t>
       </w:r>
     </w:p>
     <w:p>

--- a/data/Eva_Medoc_Traningsplan_2026.docx
+++ b/data/Eva_Medoc_Traningsplan_2026.docx
@@ -66,7 +66,7 @@
           <w:color w:val="7A6A58"/>
           <w:sz w:val="20"/>
         </w:rPr>
-        <w:t>Genereret 2026-10-18 fra plan.json</w:t>
+        <w:t>Genereret 2026-10-19 fra plan.json</w:t>
       </w:r>
     </w:p>
     <w:p>

--- a/data/Eva_Medoc_Traningsplan_2026.docx
+++ b/data/Eva_Medoc_Traningsplan_2026.docx
@@ -66,7 +66,7 @@
           <w:color w:val="7A6A58"/>
           <w:sz w:val="20"/>
         </w:rPr>
-        <w:t>Genereret 2026-10-19 fra plan.json</w:t>
+        <w:t>Genereret 2026-10-20 fra plan.json</w:t>
       </w:r>
     </w:p>
     <w:p>

--- a/data/Eva_Medoc_Traningsplan_2026.docx
+++ b/data/Eva_Medoc_Traningsplan_2026.docx
@@ -66,7 +66,7 @@
           <w:color w:val="7A6A58"/>
           <w:sz w:val="20"/>
         </w:rPr>
-        <w:t>Genereret 2026-10-20 fra plan.json</w:t>
+        <w:t>Genereret 2026-10-21 fra plan.json</w:t>
       </w:r>
     </w:p>
     <w:p>

--- a/data/Eva_Medoc_Traningsplan_2026.docx
+++ b/data/Eva_Medoc_Traningsplan_2026.docx
@@ -66,7 +66,7 @@
           <w:color w:val="7A6A58"/>
           <w:sz w:val="20"/>
         </w:rPr>
-        <w:t>Genereret 2026-10-21 fra plan.json</w:t>
+        <w:t>Genereret 2026-10-22 fra plan.json</w:t>
       </w:r>
     </w:p>
     <w:p>

--- a/data/Eva_Medoc_Traningsplan_2026.docx
+++ b/data/Eva_Medoc_Traningsplan_2026.docx
@@ -66,7 +66,7 @@
           <w:color w:val="7A6A58"/>
           <w:sz w:val="20"/>
         </w:rPr>
-        <w:t>Genereret 2026-10-22 fra plan.json</w:t>
+        <w:t>Genereret 2026-10-23 fra plan.json</w:t>
       </w:r>
     </w:p>
     <w:p>

--- a/data/Eva_Medoc_Traningsplan_2026.docx
+++ b/data/Eva_Medoc_Traningsplan_2026.docx
@@ -66,7 +66,7 @@
           <w:color w:val="7A6A58"/>
           <w:sz w:val="20"/>
         </w:rPr>
-        <w:t>Genereret 2026-10-23 fra plan.json</w:t>
+        <w:t>Genereret 2026-10-24 fra plan.json</w:t>
       </w:r>
     </w:p>
     <w:p>

--- a/data/Eva_Medoc_Traningsplan_2026.docx
+++ b/data/Eva_Medoc_Traningsplan_2026.docx
@@ -66,7 +66,7 @@
           <w:color w:val="7A6A58"/>
           <w:sz w:val="20"/>
         </w:rPr>
-        <w:t>Genereret 2026-10-24 fra plan.json</w:t>
+        <w:t>Genereret 2026-10-25 fra plan.json</w:t>
       </w:r>
     </w:p>
     <w:p>

--- a/data/Eva_Medoc_Traningsplan_2026.docx
+++ b/data/Eva_Medoc_Traningsplan_2026.docx
@@ -66,7 +66,7 @@
           <w:color w:val="7A6A58"/>
           <w:sz w:val="20"/>
         </w:rPr>
-        <w:t>Genereret 2026-10-25 fra plan.json</w:t>
+        <w:t>Genereret 2026-10-26 fra plan.json</w:t>
       </w:r>
     </w:p>
     <w:p>

--- a/data/Eva_Medoc_Traningsplan_2026.docx
+++ b/data/Eva_Medoc_Traningsplan_2026.docx
@@ -66,7 +66,7 @@
           <w:color w:val="7A6A58"/>
           <w:sz w:val="20"/>
         </w:rPr>
-        <w:t>Genereret 2026-10-26 fra plan.json</w:t>
+        <w:t>Genereret 2026-10-27 fra plan.json</w:t>
       </w:r>
     </w:p>
     <w:p>

--- a/data/Eva_Medoc_Traningsplan_2026.docx
+++ b/data/Eva_Medoc_Traningsplan_2026.docx
@@ -66,7 +66,7 @@
           <w:color w:val="7A6A58"/>
           <w:sz w:val="20"/>
         </w:rPr>
-        <w:t>Genereret 2026-10-27 fra plan.json</w:t>
+        <w:t>Genereret 2026-10-28 fra plan.json</w:t>
       </w:r>
     </w:p>
     <w:p>

--- a/data/Eva_Medoc_Traningsplan_2026.docx
+++ b/data/Eva_Medoc_Traningsplan_2026.docx
@@ -66,7 +66,7 @@
           <w:color w:val="7A6A58"/>
           <w:sz w:val="20"/>
         </w:rPr>
-        <w:t>Genereret 2026-10-28 fra plan.json</w:t>
+        <w:t>Genereret 2026-10-29 fra plan.json</w:t>
       </w:r>
     </w:p>
     <w:p>

--- a/data/Eva_Medoc_Traningsplan_2026.docx
+++ b/data/Eva_Medoc_Traningsplan_2026.docx
@@ -66,7 +66,7 @@
           <w:color w:val="7A6A58"/>
           <w:sz w:val="20"/>
         </w:rPr>
-        <w:t>Genereret 2026-10-29 fra plan.json</w:t>
+        <w:t>Genereret 2026-10-30 fra plan.json</w:t>
       </w:r>
     </w:p>
     <w:p>

--- a/data/Eva_Medoc_Traningsplan_2026.docx
+++ b/data/Eva_Medoc_Traningsplan_2026.docx
@@ -66,7 +66,7 @@
           <w:color w:val="7A6A58"/>
           <w:sz w:val="20"/>
         </w:rPr>
-        <w:t>Genereret 2026-10-30 fra plan.json</w:t>
+        <w:t>Genereret 2026-10-31 fra plan.json</w:t>
       </w:r>
     </w:p>
     <w:p>
